--- a/docs/dist/spikes/2026-09-08-embedding-selection.docx
+++ b/docs/dist/spikes/2026-09-08-embedding-selection.docx
@@ -5252,7 +5252,7 @@
     <w:basedOn w:val="BodyTextChar"/>
     <w:rPr>
       <w:rFonts w:ascii="Consolas" w:hAnsi="Consolas"/>
-      <w:sz w:val="22"/>
+      <w:sz w:val="18"/>
     </w:rPr>
   </w:style>
   <w:style w:customStyle="1" w:styleId="SectionNumber" w:type="character">
